--- a/INFORME.docx
+++ b/INFORME.docx
@@ -2,13 +2,26 @@
 <file path=word/document.xml><?xml version="1.0" encoding="utf-8"?>
 <w:document xmlns:wpc="http://schemas.microsoft.com/office/word/2010/wordprocessingCanvas" xmlns:cx="http://schemas.microsoft.com/office/drawing/2014/chartex" xmlns:cx1="http://schemas.microsoft.com/office/drawing/2015/9/8/chartex" xmlns:cx2="http://schemas.microsoft.com/office/drawing/2015/10/21/chartex" xmlns:cx3="http://schemas.microsoft.com/office/drawing/2016/5/9/chartex" xmlns:cx4="http://schemas.microsoft.com/office/drawing/2016/5/10/chartex" xmlns:cx5="http://schemas.microsoft.com/office/drawing/2016/5/11/chartex" xmlns:cx6="http://schemas.microsoft.com/office/drawing/2016/5/12/chartex" xmlns:cx7="http://schemas.microsoft.com/office/drawing/2016/5/13/chartex" xmlns:cx8="http://schemas.microsoft.com/office/drawing/2016/5/14/chartex" xmlns:mc="http://schemas.openxmlformats.org/markup-compatibility/2006" xmlns:aink="http://schemas.microsoft.com/office/drawing/2016/ink" xmlns:am3d="http://schemas.microsoft.com/office/drawing/2017/model3d" xmlns:o="urn:schemas-microsoft-com:office:office" xmlns:oel="http://schemas.microsoft.com/office/2019/extlst" xmlns:r="http://schemas.openxmlformats.org/officeDocument/2006/relationships" xmlns:m="http://schemas.openxmlformats.org/officeDocument/2006/math" xmlns:v="urn:schemas-microsoft-com:vml" xmlns:wp14="http://schemas.microsoft.com/office/word/2010/wordprocessingDrawing" xmlns:wp="http://schemas.openxmlformats.org/drawingml/2006/wordprocessingDrawing" xmlns:w10="urn:schemas-microsoft-com:office:word" xmlns:w="http://schemas.openxmlformats.org/wordprocessingml/2006/main" xmlns:w14="http://schemas.microsoft.com/office/word/2010/wordml" xmlns:w15="http://schemas.microsoft.com/office/word/2012/wordml" xmlns:w16cex="http://schemas.microsoft.com/office/word/2018/wordml/cex" xmlns:w16cid="http://schemas.microsoft.com/office/word/2016/wordml/cid" xmlns:w16="http://schemas.microsoft.com/office/word/2018/wordml" xmlns:w16du="http://schemas.microsoft.com/office/word/2023/wordml/word16du" xmlns:w16sdtdh="http://schemas.microsoft.com/office/word/2020/wordml/sdtdatahash" xmlns:w16sdtfl="http://schemas.microsoft.com/office/word/2024/wordml/sdtformatlock" xmlns:w16se="http://schemas.microsoft.com/office/word/2015/wordml/symex" xmlns:wpg="http://schemas.microsoft.com/office/word/2010/wordprocessingGroup" xmlns:wpi="http://schemas.microsoft.com/office/word/2010/wordprocessingInk" xmlns:wne="http://schemas.microsoft.com/office/word/2006/wordml" xmlns:wps="http://schemas.microsoft.com/office/word/2010/wordprocessingShape" mc:Ignorable="w14 w15 w16se w16cid w16 w16cex w16sdtdh w16sdtfl w16du wp14">
   <w:body>
-    <w:p/>
-    <w:p/>
-    <w:p/>
-    <w:p/>
-    <w:p/>
-    <w:p/>
-    <w:p/>
+    <w:p>
+      <w:pPr>
+        <w:jc w:val="center"/>
+        <w:rPr>
+          <w:b/>
+          <w:bCs/>
+          <w:sz w:val="32"/>
+          <w:szCs w:val="32"/>
+        </w:rPr>
+      </w:pPr>
+      <w:r>
+        <w:rPr>
+          <w:b/>
+          <w:bCs/>
+          <w:sz w:val="32"/>
+          <w:szCs w:val="32"/>
+        </w:rPr>
+        <w:t>Modelos de predicción de tipos de viviendas</w:t>
+      </w:r>
+    </w:p>
     <w:p>
       <w:r>
         <w:rPr>
@@ -142,10 +155,7 @@
               <w:jc w:val="both"/>
             </w:pPr>
             <w:r>
-              <w:t xml:space="preserve">El modelo se entrenó </w:t>
-            </w:r>
-            <w:r>
-              <w:t>algo lento, debido a que son más árboles.</w:t>
+              <w:t>El modelo se entrenó algo lento, debido a que son más árboles.</w:t>
             </w:r>
           </w:p>
           <w:p>
@@ -153,22 +163,7 @@
               <w:jc w:val="both"/>
             </w:pPr>
             <w:r>
-              <w:t xml:space="preserve">Su efectividad fue del </w:t>
-            </w:r>
-            <w:r>
-              <w:t>85</w:t>
-            </w:r>
-            <w:r>
-              <w:t>.</w:t>
-            </w:r>
-            <w:r>
-              <w:t>1</w:t>
-            </w:r>
-            <w:r>
-              <w:t xml:space="preserve">%, reconociendo </w:t>
-            </w:r>
-            <w:r>
-              <w:t>bastante bien todas las clases. La clase más complicada fue la de casas caras.</w:t>
+              <w:t>Su efectividad fue del 85.1%, reconociendo bastante bien todas las clases. La clase más complicada fue la de casas caras.</w:t>
             </w:r>
           </w:p>
           <w:p>
@@ -176,10 +171,7 @@
               <w:jc w:val="both"/>
             </w:pPr>
             <w:r>
-              <w:t>S</w:t>
-            </w:r>
-            <w:r>
-              <w:t>e consideró un buen modelo.</w:t>
+              <w:t>Se consideró un buen modelo.</w:t>
             </w:r>
           </w:p>
         </w:tc>
@@ -193,13 +185,8 @@
             <w:pPr>
               <w:jc w:val="center"/>
             </w:pPr>
-            <w:proofErr w:type="spellStart"/>
-            <w:r>
-              <w:t>Naive</w:t>
-            </w:r>
-            <w:proofErr w:type="spellEnd"/>
-            <w:r>
-              <w:t xml:space="preserve"> Bayes</w:t>
+            <w:r>
+              <w:t>Naive Bayes</w:t>
             </w:r>
           </w:p>
         </w:tc>
@@ -223,19 +210,7 @@
               <w:jc w:val="both"/>
             </w:pPr>
             <w:r>
-              <w:t xml:space="preserve">Su efectividad fue del </w:t>
-            </w:r>
-            <w:r>
-              <w:t>38.9</w:t>
-            </w:r>
-            <w:r>
-              <w:t xml:space="preserve">%, reconociendo mejor las casas </w:t>
-            </w:r>
-            <w:r>
-              <w:t>económicas</w:t>
-            </w:r>
-            <w:r>
-              <w:t>, pero teniendo muchos errores en los otros dos tipos.</w:t>
+              <w:t>Su efectividad fue del 38.9%, reconociendo mejor las casas económicas, pero teniendo muchos errores en los otros dos tipos.</w:t>
             </w:r>
           </w:p>
           <w:p>
@@ -271,10 +246,7 @@
               <w:jc w:val="both"/>
             </w:pPr>
             <w:r>
-              <w:t xml:space="preserve">El modelo se entrenó muy rápido </w:t>
-            </w:r>
-            <w:r>
-              <w:t>ya que solo almacena los datos.</w:t>
+              <w:t>El modelo se entrenó muy rápido ya que solo almacena los datos.</w:t>
             </w:r>
           </w:p>
           <w:p>
@@ -282,19 +254,7 @@
               <w:jc w:val="both"/>
             </w:pPr>
             <w:r>
-              <w:t>Su efectividad fue del 7</w:t>
-            </w:r>
-            <w:r>
-              <w:t>0</w:t>
-            </w:r>
-            <w:r>
-              <w:t xml:space="preserve">.4%, reconociendo mejor las casas intermedias, pero teniendo muchos errores en los </w:t>
-            </w:r>
-            <w:r>
-              <w:t>tres</w:t>
-            </w:r>
-            <w:r>
-              <w:t xml:space="preserve"> tipos.</w:t>
+              <w:t>Su efectividad fue del 70.4%, reconociendo mejor las casas intermedias, pero teniendo muchos errores en los tres tipos.</w:t>
             </w:r>
           </w:p>
           <w:p>
@@ -317,13 +277,8 @@
               <w:jc w:val="center"/>
             </w:pPr>
             <w:r>
-              <w:t xml:space="preserve">Regresión </w:t>
-            </w:r>
-            <w:proofErr w:type="spellStart"/>
-            <w:r>
-              <w:t>Logísica</w:t>
-            </w:r>
-            <w:proofErr w:type="spellEnd"/>
+              <w:t>Regresión Logísica</w:t>
+            </w:r>
           </w:p>
         </w:tc>
         <w:tc>
@@ -338,49 +293,38 @@
               <w:t xml:space="preserve">El modelo se entrenó </w:t>
             </w:r>
             <w:r>
-              <w:t xml:space="preserve">algo lento, debido a que se probaron varios </w:t>
-            </w:r>
-            <w:proofErr w:type="spellStart"/>
-            <w:r>
-              <w:t>hiperparámetros</w:t>
-            </w:r>
-            <w:proofErr w:type="spellEnd"/>
+              <w:t>algo lento, debido a que se probaron varios hiperparámetros.</w:t>
+            </w:r>
+          </w:p>
+          <w:p>
+            <w:pPr>
+              <w:jc w:val="both"/>
+            </w:pPr>
+            <w:r>
+              <w:t>Su efectividad fue del</w:t>
+            </w:r>
+            <w:r>
+              <w:t xml:space="preserve"> 87</w:t>
+            </w:r>
             <w:r>
               <w:t>.</w:t>
             </w:r>
+            <w:r>
+              <w:t>7</w:t>
+            </w:r>
+            <w:r>
+              <w:t xml:space="preserve">%, reconociendo </w:t>
+            </w:r>
+            <w:r>
+              <w:t>bastante bien todas las etiquetas.</w:t>
+            </w:r>
           </w:p>
           <w:p>
             <w:pPr>
               <w:jc w:val="both"/>
             </w:pPr>
             <w:r>
-              <w:t>Su efectividad fue del</w:t>
-            </w:r>
-            <w:r>
-              <w:t xml:space="preserve"> 87</w:t>
-            </w:r>
-            <w:r>
-              <w:t>.</w:t>
-            </w:r>
-            <w:r>
-              <w:t>7</w:t>
-            </w:r>
-            <w:r>
-              <w:t xml:space="preserve">%, reconociendo </w:t>
-            </w:r>
-            <w:r>
-              <w:t>bastante bien todas las etiquetas.</w:t>
-            </w:r>
-          </w:p>
-          <w:p>
-            <w:pPr>
-              <w:jc w:val="both"/>
-            </w:pPr>
-            <w:r>
-              <w:t>S</w:t>
-            </w:r>
-            <w:r>
-              <w:t>e consideró un buen modelo.</w:t>
+              <w:t>Se consideró un buen modelo.</w:t>
             </w:r>
           </w:p>
         </w:tc>
@@ -414,15 +358,7 @@
               <w:t xml:space="preserve">El modelo tardó mucho en entrenarse, </w:t>
             </w:r>
             <w:r>
-              <w:t xml:space="preserve">siendo el que más tardó. Esto debido a que se probaron varios </w:t>
-            </w:r>
-            <w:proofErr w:type="spellStart"/>
-            <w:r>
-              <w:t>hiperparámetros</w:t>
-            </w:r>
-            <w:proofErr w:type="spellEnd"/>
-            <w:r>
-              <w:t xml:space="preserve"> y además este tipo de modelo suele ser más tardado en entrenarse.</w:t>
+              <w:t>siendo el que más tardó. Esto debido a que se probaron varios hiperparámetros y además este tipo de modelo suele ser más tardado en entrenarse.</w:t>
             </w:r>
           </w:p>
           <w:p>
@@ -434,20 +370,526 @@
       </w:tr>
     </w:tbl>
     <w:p/>
+    <w:p>
+      <w:r>
+        <w:rPr>
+          <w:b/>
+          <w:bCs/>
+        </w:rPr>
+        <w:t>Cuadro 2:</w:t>
+      </w:r>
+      <w:r>
+        <w:t xml:space="preserve">  Criterios de sobreajuste.</w:t>
+      </w:r>
+    </w:p>
+    <w:tbl>
+      <w:tblPr>
+        <w:tblStyle w:val="Tablaconcuadrcula"/>
+        <w:tblW w:w="0" w:type="auto"/>
+        <w:tblLook w:val="04A0" w:firstRow="1" w:lastRow="0" w:firstColumn="1" w:lastColumn="0" w:noHBand="0" w:noVBand="1"/>
+      </w:tblPr>
+      <w:tblGrid>
+        <w:gridCol w:w="2207"/>
+        <w:gridCol w:w="2207"/>
+        <w:gridCol w:w="2207"/>
+        <w:gridCol w:w="2207"/>
+      </w:tblGrid>
+      <w:tr>
+        <w:tc>
+          <w:tcPr>
+            <w:tcW w:w="2207" w:type="dxa"/>
+          </w:tcPr>
+          <w:p>
+            <w:pPr>
+              <w:jc w:val="center"/>
+              <w:rPr>
+                <w:b/>
+                <w:bCs/>
+              </w:rPr>
+            </w:pPr>
+            <w:r>
+              <w:rPr>
+                <w:b/>
+                <w:bCs/>
+              </w:rPr>
+              <w:t>Modelo</w:t>
+            </w:r>
+          </w:p>
+        </w:tc>
+        <w:tc>
+          <w:tcPr>
+            <w:tcW w:w="2207" w:type="dxa"/>
+          </w:tcPr>
+          <w:p>
+            <w:pPr>
+              <w:jc w:val="center"/>
+              <w:rPr>
+                <w:b/>
+                <w:bCs/>
+              </w:rPr>
+            </w:pPr>
+            <w:r>
+              <w:rPr>
+                <w:b/>
+                <w:bCs/>
+              </w:rPr>
+              <w:t>Eficiencia entrenamiento</w:t>
+            </w:r>
+          </w:p>
+        </w:tc>
+        <w:tc>
+          <w:tcPr>
+            <w:tcW w:w="2207" w:type="dxa"/>
+          </w:tcPr>
+          <w:p>
+            <w:pPr>
+              <w:jc w:val="center"/>
+              <w:rPr>
+                <w:b/>
+                <w:bCs/>
+              </w:rPr>
+            </w:pPr>
+            <w:r>
+              <w:rPr>
+                <w:b/>
+                <w:bCs/>
+              </w:rPr>
+              <w:t>Eficiencia prueba</w:t>
+            </w:r>
+          </w:p>
+        </w:tc>
+        <w:tc>
+          <w:tcPr>
+            <w:tcW w:w="2207" w:type="dxa"/>
+          </w:tcPr>
+          <w:p>
+            <w:pPr>
+              <w:jc w:val="center"/>
+              <w:rPr>
+                <w:b/>
+                <w:bCs/>
+              </w:rPr>
+            </w:pPr>
+            <w:r>
+              <w:rPr>
+                <w:b/>
+                <w:bCs/>
+              </w:rPr>
+              <w:t>Sobreajuste</w:t>
+            </w:r>
+          </w:p>
+        </w:tc>
+      </w:tr>
+      <w:tr>
+        <w:tc>
+          <w:tcPr>
+            <w:tcW w:w="2207" w:type="dxa"/>
+          </w:tcPr>
+          <w:p>
+            <w:pPr>
+              <w:jc w:val="center"/>
+            </w:pPr>
+            <w:r>
+              <w:t>Árbol de decisión</w:t>
+            </w:r>
+          </w:p>
+        </w:tc>
+        <w:tc>
+          <w:tcPr>
+            <w:tcW w:w="2207" w:type="dxa"/>
+          </w:tcPr>
+          <w:p>
+            <w:pPr>
+              <w:jc w:val="center"/>
+            </w:pPr>
+            <w:r>
+              <w:t>67.4%</w:t>
+            </w:r>
+          </w:p>
+        </w:tc>
+        <w:tc>
+          <w:tcPr>
+            <w:tcW w:w="2207" w:type="dxa"/>
+          </w:tcPr>
+          <w:p>
+            <w:pPr>
+              <w:jc w:val="center"/>
+            </w:pPr>
+            <w:r>
+              <w:t>67.4%</w:t>
+            </w:r>
+          </w:p>
+        </w:tc>
+        <w:tc>
+          <w:tcPr>
+            <w:tcW w:w="2207" w:type="dxa"/>
+          </w:tcPr>
+          <w:p>
+            <w:pPr>
+              <w:jc w:val="center"/>
+            </w:pPr>
+            <w:r>
+              <w:t>No</w:t>
+            </w:r>
+          </w:p>
+        </w:tc>
+      </w:tr>
+      <w:tr>
+        <w:tc>
+          <w:tcPr>
+            <w:tcW w:w="2207" w:type="dxa"/>
+          </w:tcPr>
+          <w:p>
+            <w:pPr>
+              <w:jc w:val="center"/>
+            </w:pPr>
+            <w:r>
+              <w:t>Random Forest</w:t>
+            </w:r>
+          </w:p>
+        </w:tc>
+        <w:tc>
+          <w:tcPr>
+            <w:tcW w:w="2207" w:type="dxa"/>
+          </w:tcPr>
+          <w:p>
+            <w:pPr>
+              <w:jc w:val="center"/>
+            </w:pPr>
+            <w:r>
+              <w:t>85.1%</w:t>
+            </w:r>
+          </w:p>
+        </w:tc>
+        <w:tc>
+          <w:tcPr>
+            <w:tcW w:w="2207" w:type="dxa"/>
+          </w:tcPr>
+          <w:p>
+            <w:pPr>
+              <w:jc w:val="center"/>
+            </w:pPr>
+            <w:r>
+              <w:t>98.7%</w:t>
+            </w:r>
+          </w:p>
+        </w:tc>
+        <w:tc>
+          <w:tcPr>
+            <w:tcW w:w="2207" w:type="dxa"/>
+          </w:tcPr>
+          <w:p>
+            <w:pPr>
+              <w:jc w:val="center"/>
+            </w:pPr>
+            <w:r>
+              <w:t>Si</w:t>
+            </w:r>
+          </w:p>
+        </w:tc>
+      </w:tr>
+      <w:tr>
+        <w:tc>
+          <w:tcPr>
+            <w:tcW w:w="2207" w:type="dxa"/>
+          </w:tcPr>
+          <w:p>
+            <w:pPr>
+              <w:jc w:val="center"/>
+            </w:pPr>
+            <w:r>
+              <w:t>Naive Bayes</w:t>
+            </w:r>
+          </w:p>
+        </w:tc>
+        <w:tc>
+          <w:tcPr>
+            <w:tcW w:w="2207" w:type="dxa"/>
+          </w:tcPr>
+          <w:p>
+            <w:pPr>
+              <w:jc w:val="center"/>
+            </w:pPr>
+            <w:r>
+              <w:t>39.3%</w:t>
+            </w:r>
+          </w:p>
+        </w:tc>
+        <w:tc>
+          <w:tcPr>
+            <w:tcW w:w="2207" w:type="dxa"/>
+          </w:tcPr>
+          <w:p>
+            <w:pPr>
+              <w:jc w:val="center"/>
+            </w:pPr>
+            <w:r>
+              <w:t>38.9%</w:t>
+            </w:r>
+          </w:p>
+        </w:tc>
+        <w:tc>
+          <w:tcPr>
+            <w:tcW w:w="2207" w:type="dxa"/>
+          </w:tcPr>
+          <w:p>
+            <w:pPr>
+              <w:jc w:val="center"/>
+            </w:pPr>
+            <w:r>
+              <w:t>No</w:t>
+            </w:r>
+          </w:p>
+        </w:tc>
+      </w:tr>
+      <w:tr>
+        <w:tc>
+          <w:tcPr>
+            <w:tcW w:w="2207" w:type="dxa"/>
+          </w:tcPr>
+          <w:p>
+            <w:pPr>
+              <w:jc w:val="center"/>
+            </w:pPr>
+            <w:r>
+              <w:t>KNN</w:t>
+            </w:r>
+          </w:p>
+        </w:tc>
+        <w:tc>
+          <w:tcPr>
+            <w:tcW w:w="2207" w:type="dxa"/>
+          </w:tcPr>
+          <w:p>
+            <w:pPr>
+              <w:jc w:val="center"/>
+            </w:pPr>
+            <w:r>
+              <w:t>80.2%</w:t>
+            </w:r>
+          </w:p>
+        </w:tc>
+        <w:tc>
+          <w:tcPr>
+            <w:tcW w:w="2207" w:type="dxa"/>
+          </w:tcPr>
+          <w:p>
+            <w:pPr>
+              <w:jc w:val="center"/>
+            </w:pPr>
+            <w:r>
+              <w:t>70.4%</w:t>
+            </w:r>
+          </w:p>
+        </w:tc>
+        <w:tc>
+          <w:tcPr>
+            <w:tcW w:w="2207" w:type="dxa"/>
+          </w:tcPr>
+          <w:p>
+            <w:pPr>
+              <w:jc w:val="center"/>
+            </w:pPr>
+            <w:r>
+              <w:t>Si</w:t>
+            </w:r>
+          </w:p>
+        </w:tc>
+      </w:tr>
+      <w:tr>
+        <w:tc>
+          <w:tcPr>
+            <w:tcW w:w="2207" w:type="dxa"/>
+          </w:tcPr>
+          <w:p>
+            <w:pPr>
+              <w:jc w:val="center"/>
+            </w:pPr>
+            <w:r>
+              <w:t>Regresión Logística</w:t>
+            </w:r>
+          </w:p>
+        </w:tc>
+        <w:tc>
+          <w:tcPr>
+            <w:tcW w:w="2207" w:type="dxa"/>
+          </w:tcPr>
+          <w:p>
+            <w:pPr>
+              <w:jc w:val="center"/>
+            </w:pPr>
+            <w:r>
+              <w:t>87.</w:t>
+            </w:r>
+            <w:r>
+              <w:t>6</w:t>
+            </w:r>
+            <w:r>
+              <w:t>%</w:t>
+            </w:r>
+          </w:p>
+        </w:tc>
+        <w:tc>
+          <w:tcPr>
+            <w:tcW w:w="2207" w:type="dxa"/>
+          </w:tcPr>
+          <w:p>
+            <w:pPr>
+              <w:jc w:val="center"/>
+            </w:pPr>
+            <w:r>
+              <w:t>87</w:t>
+            </w:r>
+            <w:r>
+              <w:t>.</w:t>
+            </w:r>
+            <w:r>
+              <w:t>7</w:t>
+            </w:r>
+            <w:r>
+              <w:t>%</w:t>
+            </w:r>
+          </w:p>
+        </w:tc>
+        <w:tc>
+          <w:tcPr>
+            <w:tcW w:w="2207" w:type="dxa"/>
+          </w:tcPr>
+          <w:p>
+            <w:pPr>
+              <w:jc w:val="center"/>
+            </w:pPr>
+            <w:r>
+              <w:t>No</w:t>
+            </w:r>
+          </w:p>
+        </w:tc>
+      </w:tr>
+      <w:tr>
+        <w:tc>
+          <w:tcPr>
+            <w:tcW w:w="2207" w:type="dxa"/>
+          </w:tcPr>
+          <w:p>
+            <w:pPr>
+              <w:jc w:val="center"/>
+            </w:pPr>
+            <w:r>
+              <w:t>SVM</w:t>
+            </w:r>
+          </w:p>
+        </w:tc>
+        <w:tc>
+          <w:tcPr>
+            <w:tcW w:w="2207" w:type="dxa"/>
+          </w:tcPr>
+          <w:p>
+            <w:pPr>
+              <w:jc w:val="center"/>
+            </w:pPr>
+            <w:r>
+              <w:t>86.7%</w:t>
+            </w:r>
+          </w:p>
+        </w:tc>
+        <w:tc>
+          <w:tcPr>
+            <w:tcW w:w="2207" w:type="dxa"/>
+          </w:tcPr>
+          <w:p>
+            <w:pPr>
+              <w:jc w:val="center"/>
+            </w:pPr>
+            <w:r>
+              <w:t>8</w:t>
+            </w:r>
+            <w:r>
+              <w:t>7</w:t>
+            </w:r>
+            <w:r>
+              <w:t>.</w:t>
+            </w:r>
+            <w:r>
+              <w:t>5</w:t>
+            </w:r>
+            <w:r>
+              <w:t>%</w:t>
+            </w:r>
+          </w:p>
+        </w:tc>
+        <w:tc>
+          <w:tcPr>
+            <w:tcW w:w="2207" w:type="dxa"/>
+          </w:tcPr>
+          <w:p>
+            <w:pPr>
+              <w:jc w:val="center"/>
+            </w:pPr>
+            <w:r>
+              <w:t>No</w:t>
+            </w:r>
+          </w:p>
+        </w:tc>
+      </w:tr>
+    </w:tbl>
     <w:p/>
-    <w:p/>
-    <w:p/>
-    <w:p/>
-    <w:p/>
-    <w:p/>
-    <w:p/>
-    <w:p/>
-    <w:p/>
-    <w:p/>
-    <w:p/>
-    <w:p/>
-    <w:p/>
-    <w:p/>
+    <w:p>
+      <w:pPr>
+        <w:rPr>
+          <w:b/>
+          <w:bCs/>
+        </w:rPr>
+      </w:pPr>
+      <w:r>
+        <w:rPr>
+          <w:b/>
+          <w:bCs/>
+        </w:rPr>
+        <w:lastRenderedPageBreak/>
+        <w:t>Discusión</w:t>
+      </w:r>
+    </w:p>
+    <w:p>
+      <w:pPr>
+        <w:jc w:val="both"/>
+      </w:pPr>
+      <w:r>
+        <w:t>De los modelos generados, el mejor fue la Regresión Logística, debido a su ef</w:t>
+      </w:r>
+      <w:r>
+        <w:t>iciencia</w:t>
+      </w:r>
+      <w:r>
+        <w:t xml:space="preserve"> del 87.7% y a que no sufrió de sobreajuste. Esto debido a que la Regresión logística, permite la creación de fronteras suaves, en la cual diferencia cada clase de las otras dos.</w:t>
+      </w:r>
+      <w:r>
+        <w:t xml:space="preserve"> </w:t>
+      </w:r>
+    </w:p>
+    <w:p>
+      <w:pPr>
+        <w:jc w:val="both"/>
+      </w:pPr>
+      <w:r>
+        <w:t>El SVM trabaja de forma similar, lo cual le permitió llegar a una eficiencia del 86.7% y sin sobreajuste, pero este modelo no se recomienda debido al tiempo que requiere es demasiado, incluso tuvo que realizarse una submuestra antes de entrenar.</w:t>
+      </w:r>
+    </w:p>
+    <w:p>
+      <w:pPr>
+        <w:jc w:val="both"/>
+      </w:pPr>
+      <w:r>
+        <w:t>Naive Bayes fue el peor modelo de todos, esto debido a las suposiciones de independencia que este asume y debido a que existen traslapes entre las distintas clases.</w:t>
+      </w:r>
+    </w:p>
+    <w:p>
+      <w:pPr>
+        <w:jc w:val="both"/>
+      </w:pPr>
+      <w:r>
+        <w:t>No se recomienda considerar los árboles de decisión y KNN para realizar un modelo en este conjunto de datos, esto debido a que los datos son demasiado complejos y estos modelos no son capaces de capturar la estructura de los datos. Random Forest es un modelo que se puede reevaluar su uso, reentrenándolo con otros hiperparámetros, ya que este si puede capturar la complejidad de los datos, aunque hay que tener precaución con el sobreajuste, ya que el modelo generado mostró más del 13% de diferencia en la eficiencia entre el conjunto de pruebas y entrenamiento.</w:t>
+      </w:r>
+    </w:p>
     <w:sectPr>
       <w:pgSz w:w="12240" w:h="15840"/>
       <w:pgMar w:top="1417" w:right="1701" w:bottom="1417" w:left="1701" w:header="708" w:footer="708" w:gutter="0"/>
